--- a/lab 1/lab1.docx
+++ b/lab 1/lab1.docx
@@ -992,20 +992,29 @@
       </w:r>
     </w:p>
     <w:p>
-      <w:proofErr w:type="spellStart"/>
-      <w:r>
-        <w:t>public</w:t>
-      </w:r>
-      <w:proofErr w:type="spellEnd"/>
-      <w:r>
-        <w:t xml:space="preserve"> </w:t>
+      <w:pPr>
+        <w:rPr>
+          <w:lang w:val="en-US"/>
+        </w:rPr>
+      </w:pPr>
+      <w:r>
+        <w:rPr>
+          <w:lang w:val="en-US"/>
+        </w:rPr>
+        <w:t xml:space="preserve">public </w:t>
       </w:r>
       <w:proofErr w:type="gramStart"/>
       <w:r>
+        <w:rPr>
+          <w:lang w:val="en-US"/>
+        </w:rPr>
         <w:t>Transport(</w:t>
       </w:r>
       <w:proofErr w:type="gramEnd"/>
       <w:r>
+        <w:rPr>
+          <w:lang w:val="en-US"/>
+        </w:rPr>
         <w:t>) {</w:t>
       </w:r>
     </w:p>
@@ -1016,6 +1025,9 @@
         </w:rPr>
       </w:pPr>
       <w:r>
+        <w:rPr>
+          <w:lang w:val="en-US"/>
+        </w:rPr>
         <w:t xml:space="preserve">    </w:t>
       </w:r>
       <w:proofErr w:type="spellStart"/>
@@ -2768,28 +2780,66 @@
       </w:r>
     </w:p>
     <w:p>
+      <w:pPr>
+        <w:rPr>
+          <w:lang w:val="en-US"/>
+        </w:rPr>
+      </w:pPr>
       <w:r>
         <w:t xml:space="preserve">    </w:t>
       </w:r>
       <w:proofErr w:type="spellStart"/>
       <w:r>
+        <w:rPr>
+          <w:lang w:val="en-US"/>
+        </w:rPr>
         <w:t>System.out.println</w:t>
       </w:r>
       <w:proofErr w:type="spellEnd"/>
       <w:r>
-        <w:t xml:space="preserve">("Число пассажиров: " + </w:t>
-      </w:r>
-      <w:proofErr w:type="spellStart"/>
-      <w:r>
+        <w:rPr>
+          <w:lang w:val="en-US"/>
+        </w:rPr>
+        <w:t>("</w:t>
+      </w:r>
+      <w:r>
+        <w:t>Число</w:t>
+      </w:r>
+      <w:r>
+        <w:rPr>
+          <w:lang w:val="en-US"/>
+        </w:rPr>
+        <w:t xml:space="preserve"> </w:t>
+      </w:r>
+      <w:r>
+        <w:t>пассажиров</w:t>
+      </w:r>
+      <w:r>
+        <w:rPr>
+          <w:lang w:val="en-US"/>
+        </w:rPr>
+        <w:t xml:space="preserve">: " + </w:t>
+      </w:r>
+      <w:proofErr w:type="spellStart"/>
+      <w:r>
+        <w:rPr>
+          <w:lang w:val="en-US"/>
+        </w:rPr>
         <w:t>passengerCount</w:t>
       </w:r>
       <w:proofErr w:type="spellEnd"/>
       <w:r>
+        <w:rPr>
+          <w:lang w:val="en-US"/>
+        </w:rPr>
         <w:t>);</w:t>
       </w:r>
     </w:p>
     <w:p>
       <w:r>
+        <w:rPr>
+          <w:lang w:val="en-US"/>
+        </w:rPr>
         <w:t xml:space="preserve">    </w:t>
       </w:r>
       <w:proofErr w:type="spellStart"/>
@@ -5082,99 +5132,91 @@
       </w:r>
     </w:p>
     <w:p>
-      <w:pPr>
-        <w:rPr>
-          <w:lang w:val="en-US"/>
-        </w:rPr>
-      </w:pPr>
-      <w:r>
-        <w:rPr>
-          <w:lang w:val="en-US"/>
-        </w:rPr>
-        <w:t xml:space="preserve">        </w:t>
-      </w:r>
-      <w:proofErr w:type="spellStart"/>
-      <w:r>
-        <w:rPr>
-          <w:lang w:val="en-US"/>
-        </w:rPr>
-        <w:t>System.out.println</w:t>
-      </w:r>
-      <w:proofErr w:type="spellEnd"/>
-      <w:r>
-        <w:rPr>
-          <w:lang w:val="en-US"/>
-        </w:rPr>
+      <w:r>
+        <w:rPr>
+          <w:lang w:val="en-US"/>
+        </w:rPr>
+        <w:t xml:space="preserve">        System</w:t>
+      </w:r>
+      <w:r>
+        <w:t>.</w:t>
+      </w:r>
+      <w:r>
+        <w:rPr>
+          <w:lang w:val="en-US"/>
+        </w:rPr>
+        <w:t>out</w:t>
+      </w:r>
+      <w:r>
+        <w:t>.</w:t>
+      </w:r>
+      <w:proofErr w:type="spellStart"/>
+      <w:r>
+        <w:rPr>
+          <w:lang w:val="en-US"/>
+        </w:rPr>
+        <w:t>println</w:t>
+      </w:r>
+      <w:proofErr w:type="spellEnd"/>
+      <w:r>
         <w:t>("</w:t>
       </w:r>
       <w:r>
         <w:t>Оба</w:t>
       </w:r>
       <w:r>
-        <w:rPr>
-          <w:lang w:val="en-US"/>
-        </w:rPr>
         <w:t xml:space="preserve"> </w:t>
       </w:r>
       <w:r>
         <w:t>транспорта</w:t>
       </w:r>
       <w:r>
-        <w:rPr>
-          <w:lang w:val="en-US"/>
-        </w:rPr>
         <w:t xml:space="preserve"> </w:t>
       </w:r>
       <w:r>
         <w:t>везут</w:t>
       </w:r>
       <w:r>
-        <w:rPr>
-          <w:lang w:val="en-US"/>
-        </w:rPr>
         <w:t xml:space="preserve"> </w:t>
       </w:r>
       <w:r>
         <w:t>одинаковое</w:t>
       </w:r>
       <w:r>
-        <w:rPr>
-          <w:lang w:val="en-US"/>
-        </w:rPr>
         <w:t xml:space="preserve"> </w:t>
       </w:r>
       <w:r>
         <w:t>число</w:t>
       </w:r>
       <w:r>
-        <w:rPr>
-          <w:lang w:val="en-US"/>
-        </w:rPr>
         <w:t xml:space="preserve"> </w:t>
       </w:r>
       <w:r>
         <w:t>пассажиров</w:t>
       </w:r>
       <w:r>
-        <w:rPr>
-          <w:lang w:val="en-US"/>
-        </w:rPr>
         <w:t xml:space="preserve"> (" + </w:t>
       </w:r>
-      <w:proofErr w:type="spellStart"/>
       <w:proofErr w:type="gramStart"/>
       <w:r>
         <w:rPr>
           <w:lang w:val="en-US"/>
         </w:rPr>
-        <w:t>this.passengerCount</w:t>
+        <w:t>this</w:t>
+      </w:r>
+      <w:r>
+        <w:t>.</w:t>
+      </w:r>
+      <w:proofErr w:type="spellStart"/>
+      <w:r>
+        <w:rPr>
+          <w:lang w:val="en-US"/>
+        </w:rPr>
+        <w:t>passengerCount</w:t>
       </w:r>
       <w:proofErr w:type="spellEnd"/>
       <w:proofErr w:type="gramEnd"/>
       <w:r>
-        <w:rPr>
-          <w:lang w:val="en-US"/>
-        </w:rPr>
         <w:t xml:space="preserve"> + ")");</w:t>
       </w:r>
     </w:p>
@@ -5185,10 +5227,13 @@
         </w:rPr>
       </w:pPr>
       <w:r>
-        <w:rPr>
-          <w:lang w:val="en-US"/>
-        </w:rPr>
-        <w:t xml:space="preserve">    }</w:t>
+        <w:t xml:space="preserve">    </w:t>
+      </w:r>
+      <w:r>
+        <w:rPr>
+          <w:lang w:val="en-US"/>
+        </w:rPr>
+        <w:t>}</w:t>
       </w:r>
     </w:p>
     <w:p>
@@ -7324,6 +7369,468 @@
       </w:r>
       <w:r>
         <w:t xml:space="preserve"> — исполняемый блок программы для тестирования работы одиночных объектов, массива (вектора), методов заполнения, сравнений и статического счетчика объектов.</w:t>
+      </w:r>
+    </w:p>
+    <w:p>
+      <w:r>
+        <w:t>=== СОЗДАНИЕ ОДИНОЧНЫХ ОБЪЕКТОВ ===</w:t>
+      </w:r>
+    </w:p>
+    <w:p>
+      <w:r>
+        <w:t>Выберите способ заполнения данных:</w:t>
+      </w:r>
+    </w:p>
+    <w:p>
+      <w:r>
+        <w:t>1. Ввести данные с клавиатуры</w:t>
+      </w:r>
+    </w:p>
+    <w:p>
+      <w:r>
+        <w:t>2. Заполнить случайными значениями</w:t>
+      </w:r>
+    </w:p>
+    <w:p>
+      <w:r>
+        <w:t>Ваш выбор: 1</w:t>
+      </w:r>
+    </w:p>
+    <w:p>
+      <w:r>
+        <w:t>Введите количество пассажиров: -3</w:t>
+      </w:r>
+    </w:p>
+    <w:p>
+      <w:r>
+        <w:t>Ошибка: введите целое число от 0 до 1000.</w:t>
+      </w:r>
+    </w:p>
+    <w:p>
+      <w:r>
+        <w:t>Введите количество пассажиров: 2</w:t>
+      </w:r>
+    </w:p>
+    <w:p>
+      <w:r>
+        <w:t>Введите вес пассажира 1: -18</w:t>
+      </w:r>
+    </w:p>
+    <w:p>
+      <w:r>
+        <w:t>Ошибка: введите число от 0.0 до 500.0.</w:t>
+      </w:r>
+    </w:p>
+    <w:p>
+      <w:r>
+        <w:t>Введите вес пассажира 1: 50</w:t>
+      </w:r>
+    </w:p>
+    <w:p>
+      <w:r>
+        <w:t>Введите вес пассажира 2: 60</w:t>
+      </w:r>
+    </w:p>
+    <w:p>
+      <w:r>
+        <w:t>Объект 1:</w:t>
+      </w:r>
+    </w:p>
+    <w:p>
+      <w:r>
+        <w:t>----------------------------------------</w:t>
+      </w:r>
+    </w:p>
+    <w:p>
+      <w:r>
+        <w:t>Число пассажиров: 2</w:t>
+      </w:r>
+    </w:p>
+    <w:p>
+      <w:r>
+        <w:t xml:space="preserve">Вес каждого пассажира: 50.0 кг; 60.0 кг; </w:t>
+      </w:r>
+    </w:p>
+    <w:p>
+      <w:r>
+        <w:t>Общая грузоподъемность: 110.0 кг</w:t>
+      </w:r>
+    </w:p>
+    <w:p/>
+    <w:p>
+      <w:r>
+        <w:lastRenderedPageBreak/>
+        <w:t>Объект 2:</w:t>
+      </w:r>
+    </w:p>
+    <w:p>
+      <w:r>
+        <w:t>----------------------------------------</w:t>
+      </w:r>
+    </w:p>
+    <w:p>
+      <w:r>
+        <w:t>Число пассажиров: 3</w:t>
+      </w:r>
+    </w:p>
+    <w:p>
+      <w:r>
+        <w:t xml:space="preserve">Вес каждого пассажира: 75.0 кг; 82.5 кг; 60.0 кг; </w:t>
+      </w:r>
+    </w:p>
+    <w:p>
+      <w:r>
+        <w:t>Общая грузоподъемность: 217.5 кг</w:t>
+      </w:r>
+    </w:p>
+    <w:p>
+      <w:r>
+        <w:t>Выберите способ заполнения данных:</w:t>
+      </w:r>
+    </w:p>
+    <w:p>
+      <w:r>
+        <w:t>1. Ввести данные с клавиатуры</w:t>
+      </w:r>
+    </w:p>
+    <w:p>
+      <w:r>
+        <w:t>2. Заполнить случайными значениями</w:t>
+      </w:r>
+    </w:p>
+    <w:p>
+      <w:r>
+        <w:t>Ваш выбор: 2</w:t>
+      </w:r>
+    </w:p>
+    <w:p/>
+    <w:p>
+      <w:r>
+        <w:t>Объект 3:</w:t>
+      </w:r>
+    </w:p>
+    <w:p>
+      <w:r>
+        <w:t>----------------------------------------</w:t>
+      </w:r>
+    </w:p>
+    <w:p>
+      <w:r>
+        <w:t>Число пассажиров: 2</w:t>
+      </w:r>
+    </w:p>
+    <w:p>
+      <w:r>
+        <w:t xml:space="preserve">Вес каждого пассажира: 43.0 кг; 88.0 кг; </w:t>
+      </w:r>
+    </w:p>
+    <w:p>
+      <w:r>
+        <w:t>Общая грузоподъемность: 131.0 кг</w:t>
+      </w:r>
+    </w:p>
+    <w:p/>
+    <w:p>
+      <w:r>
+        <w:t>Объект 4 (копия объекта 2):</w:t>
+      </w:r>
+    </w:p>
+    <w:p>
+      <w:r>
+        <w:t>----------------------------------------</w:t>
+      </w:r>
+    </w:p>
+    <w:p>
+      <w:r>
+        <w:t>Число пассажиров: 3</w:t>
+      </w:r>
+    </w:p>
+    <w:p>
+      <w:r>
+        <w:t xml:space="preserve">Вес каждого пассажира: 75.0 кг; 82.5 кг; 60.0 кг; </w:t>
+      </w:r>
+    </w:p>
+    <w:p>
+      <w:r>
+        <w:t>Общая грузоподъемность: 217.5 кг</w:t>
+      </w:r>
+    </w:p>
+    <w:p/>
+    <w:p>
+      <w:r>
+        <w:t>=== ДИНАМИЧЕСКИЙ ВЕКТОР ОБЪЕКТОВ ===</w:t>
+      </w:r>
+    </w:p>
+    <w:p>
+      <w:r>
+        <w:t>Выберите способ заполнения данных:</w:t>
+      </w:r>
+    </w:p>
+    <w:p>
+      <w:r>
+        <w:t>1. Ввести данные с клавиатуры</w:t>
+      </w:r>
+    </w:p>
+    <w:p>
+      <w:r>
+        <w:t>2. Заполнить случайными значениями</w:t>
+      </w:r>
+    </w:p>
+    <w:p>
+      <w:r>
+        <w:t>Ваш выбор: 2</w:t>
+      </w:r>
+    </w:p>
+    <w:p/>
+    <w:p>
+      <w:r>
+        <w:t xml:space="preserve">Объект </w:t>
+      </w:r>
+      <w:proofErr w:type="spellStart"/>
+      <w:r>
+        <w:t>vector</w:t>
+      </w:r>
+      <w:proofErr w:type="spellEnd"/>
+      <w:r>
+        <w:t>[0] после создания:</w:t>
+      </w:r>
+    </w:p>
+    <w:p>
+      <w:r>
+        <w:lastRenderedPageBreak/>
+        <w:t>----------------------------------------</w:t>
+      </w:r>
+    </w:p>
+    <w:p>
+      <w:r>
+        <w:t>Число пассажиров: 3</w:t>
+      </w:r>
+    </w:p>
+    <w:p>
+      <w:r>
+        <w:t xml:space="preserve">Вес каждого пассажира: 50.0 кг; 40.0 кг; 61.0 кг; </w:t>
+      </w:r>
+    </w:p>
+    <w:p>
+      <w:r>
+        <w:t>Общая грузоподъемность: 151.0 кг</w:t>
+      </w:r>
+    </w:p>
+    <w:p/>
+    <w:p>
+      <w:r>
+        <w:t xml:space="preserve">Объект </w:t>
+      </w:r>
+      <w:proofErr w:type="spellStart"/>
+      <w:r>
+        <w:t>vector</w:t>
+      </w:r>
+      <w:proofErr w:type="spellEnd"/>
+      <w:r>
+        <w:t>[1] после создания:</w:t>
+      </w:r>
+    </w:p>
+    <w:p>
+      <w:r>
+        <w:t>----------------------------------------</w:t>
+      </w:r>
+    </w:p>
+    <w:p>
+      <w:r>
+        <w:t>Число пассажиров: 2</w:t>
+      </w:r>
+    </w:p>
+    <w:p>
+      <w:r>
+        <w:t xml:space="preserve">Вес каждого пассажира: 90.0 кг; 50.0 кг; </w:t>
+      </w:r>
+    </w:p>
+    <w:p>
+      <w:r>
+        <w:t>Общая грузоподъемность: 140.0 кг</w:t>
+      </w:r>
+    </w:p>
+    <w:p/>
+    <w:p>
+      <w:r>
+        <w:t xml:space="preserve">Объект </w:t>
+      </w:r>
+      <w:proofErr w:type="spellStart"/>
+      <w:r>
+        <w:t>vector</w:t>
+      </w:r>
+      <w:proofErr w:type="spellEnd"/>
+      <w:r>
+        <w:t>[2] после создания:</w:t>
+      </w:r>
+    </w:p>
+    <w:p>
+      <w:r>
+        <w:t>----------------------------------------</w:t>
+      </w:r>
+    </w:p>
+    <w:p>
+      <w:r>
+        <w:t>Число пассажиров: 2</w:t>
+      </w:r>
+    </w:p>
+    <w:p>
+      <w:r>
+        <w:t xml:space="preserve">Вес каждого пассажира: 90.0 кг; 50.0 кг; </w:t>
+      </w:r>
+    </w:p>
+    <w:p>
+      <w:r>
+        <w:t>Общая грузоподъемность: 140.0 кг</w:t>
+      </w:r>
+    </w:p>
+    <w:p/>
+    <w:p>
+      <w:r>
+        <w:t>Элемент вектора №1:</w:t>
+      </w:r>
+    </w:p>
+    <w:p>
+      <w:r>
+        <w:t>----------------------------------------</w:t>
+      </w:r>
+    </w:p>
+    <w:p>
+      <w:r>
+        <w:t>Число пассажиров: 3</w:t>
+      </w:r>
+    </w:p>
+    <w:p>
+      <w:r>
+        <w:t xml:space="preserve">Вес каждого пассажира: 50.0 кг; 40.0 кг; 61.0 кг; </w:t>
+      </w:r>
+    </w:p>
+    <w:p>
+      <w:r>
+        <w:t>Общая грузоподъемность: 151.0 кг</w:t>
+      </w:r>
+    </w:p>
+    <w:p/>
+    <w:p>
+      <w:r>
+        <w:t>Элемент вектора №2:</w:t>
+      </w:r>
+    </w:p>
+    <w:p>
+      <w:r>
+        <w:t>----------------------------------------</w:t>
+      </w:r>
+    </w:p>
+    <w:p>
+      <w:r>
+        <w:t>Число пассажиров: 2</w:t>
+      </w:r>
+    </w:p>
+    <w:p>
+      <w:r>
+        <w:t xml:space="preserve">Вес каждого пассажира: 90.0 кг; 50.0 кг; </w:t>
+      </w:r>
+    </w:p>
+    <w:p>
+      <w:r>
+        <w:t>Общая грузоподъемность: 140.0 кг</w:t>
+      </w:r>
+    </w:p>
+    <w:p/>
+    <w:p>
+      <w:r>
+        <w:lastRenderedPageBreak/>
+        <w:t>Элемент вектора №3:</w:t>
+      </w:r>
+    </w:p>
+    <w:p>
+      <w:r>
+        <w:t>----------------------------------------</w:t>
+      </w:r>
+    </w:p>
+    <w:p>
+      <w:r>
+        <w:t>Число пассажиров: 2</w:t>
+      </w:r>
+    </w:p>
+    <w:p>
+      <w:r>
+        <w:t xml:space="preserve">Вес каждого пассажира: 90.0 кг; 50.0 кг; </w:t>
+      </w:r>
+    </w:p>
+    <w:p>
+      <w:r>
+        <w:t>Общая грузоподъемность: 140.0 кг</w:t>
+      </w:r>
+    </w:p>
+    <w:p/>
+    <w:p>
+      <w:r>
+        <w:t>=== СРАВНЕНИЕ ВМЕСТИМОСТИ (ПАССАЖИРЫ) ===</w:t>
+      </w:r>
+    </w:p>
+    <w:p>
+      <w:r>
+        <w:t>Пара t1 и t2: Принятый транспорт везет больше пассажиров (2 &lt; 3)</w:t>
+      </w:r>
+    </w:p>
+    <w:p>
+      <w:r>
+        <w:t xml:space="preserve">Пара </w:t>
+      </w:r>
+      <w:proofErr w:type="spellStart"/>
+      <w:r>
+        <w:t>vector</w:t>
+      </w:r>
+      <w:proofErr w:type="spellEnd"/>
+      <w:r>
+        <w:t xml:space="preserve">[0] и </w:t>
+      </w:r>
+      <w:proofErr w:type="spellStart"/>
+      <w:r>
+        <w:t>vector</w:t>
+      </w:r>
+      <w:proofErr w:type="spellEnd"/>
+      <w:r>
+        <w:t>[1]: Текущий транспорт везет больше пассажиров (3 &gt; 2)</w:t>
+      </w:r>
+    </w:p>
+    <w:p/>
+    <w:p>
+      <w:r>
+        <w:t>=== СРАВНЕНИЕ ГРУЗОПОДЪЕМНОСТИ (ВЕС) ===</w:t>
+      </w:r>
+    </w:p>
+    <w:p>
+      <w:r>
+        <w:t>Пара t2 и t4: Оба объекта везут одинаковый вес (217.5 кг)</w:t>
+      </w:r>
+    </w:p>
+    <w:p>
+      <w:r>
+        <w:t xml:space="preserve">Пара </w:t>
+      </w:r>
+      <w:proofErr w:type="spellStart"/>
+      <w:r>
+        <w:t>vector</w:t>
+      </w:r>
+      <w:proofErr w:type="spellEnd"/>
+      <w:r>
+        <w:t xml:space="preserve">[1] и </w:t>
+      </w:r>
+      <w:proofErr w:type="spellStart"/>
+      <w:r>
+        <w:t>vector</w:t>
+      </w:r>
+      <w:proofErr w:type="spellEnd"/>
+      <w:r>
+        <w:t>[2]: Оба объекта везут одинаковый вес (140.0 кг)</w:t>
+      </w:r>
+    </w:p>
+    <w:p/>
+    <w:p>
+      <w:r>
+        <w:t>Число созданных объектов: 7</w:t>
       </w:r>
     </w:p>
     <w:p>
@@ -9164,6 +9671,7 @@
   <w:style w:type="character" w:default="1" w:styleId="a0">
     <w:name w:val="Default Paragraph Font"/>
     <w:uiPriority w:val="1"/>
+    <w:semiHidden/>
     <w:unhideWhenUsed/>
   </w:style>
   <w:style w:type="table" w:default="1" w:styleId="a1">
